--- a/downloads/teacher/05 Materials/Unit 04/Slides/Slides 04.04 - Conserving Energy and Water the Home Energy Audit.docx
+++ b/downloads/teacher/05 Materials/Unit 04/Slides/Slides 04.04 - Conserving Energy and Water the Home Energy Audit.docx
@@ -19,15 +19,6 @@
       <w:r>
         <w:t xml:space="preserve">Slide outline for Lesson 4.4. Day 1 has twelve slides; Day 2 has nine.</w:t>
       </w:r>
-      <w:r>
-        <w:t xml:space="preserve"> </w:t>
-      </w:r>
-      <w:r>
-        <w:rPr>
-          <w:rStyle w:val="TeacherNote"/>
-        </w:rPr>
-        <w:t xml:space="preserve">[Sal: slide 5 is yours. Put one photo from your Penn State zero-energy home project on it and tell the story in two minutes.]</w:t>
-      </w:r>
     </w:p>
     <w:p>
       <w:pPr>
@@ -302,25 +293,37 @@
         <w:pStyle w:val="Compact"/>
       </w:pPr>
       <w:r>
-        <w:rPr>
-          <w:rStyle w:val="TeacherNote"/>
-        </w:rPr>
-        <w:t xml:space="preserve">[Sal: your Penn State project. One photo, three lines: what it is, what it cost, what surprised you.]</w:t>
-      </w:r>
-      <w:r>
-        <w:t xml:space="preserve"> </w:t>
-      </w:r>
-      <w:r>
-        <w:t xml:space="preserve">Image:</w:t>
-      </w:r>
-      <w:r>
-        <w:t xml:space="preserve"> </w:t>
-      </w:r>
-      <w:r>
-        <w:rPr>
-          <w:rStyle w:val="TeacherNote"/>
-        </w:rPr>
-        <w:t xml:space="preserve">[Sal: your photo or drawing.]</w:t>
+        <w:t xml:space="preserve">A home built so tight and so efficient that it makes as much energy in a year as it uses</w:t>
+      </w:r>
+    </w:p>
+    <w:p>
+      <w:pPr>
+        <w:numPr>
+          <w:ilvl w:val="0"/>
+          <w:numId w:val="1005"/>
+        </w:numPr>
+        <w:pStyle w:val="Compact"/>
+      </w:pPr>
+      <w:r>
+        <w:t xml:space="preserve">Thick insulation, tight windows, LED lights, a heat pump, and solar panels on the roof</w:t>
+      </w:r>
+    </w:p>
+    <w:p>
+      <w:pPr>
+        <w:numPr>
+          <w:ilvl w:val="0"/>
+          <w:numId w:val="1005"/>
+        </w:numPr>
+        <w:pStyle w:val="Compact"/>
+      </w:pPr>
+      <w:r>
+        <w:t xml:space="preserve">The electric bill can come out close to zero</w:t>
+      </w:r>
+      <w:r>
+        <w:t xml:space="preserve"> </w:t>
+      </w:r>
+      <w:r>
+        <w:t xml:space="preserve">Image: a house with solar panels on the roof next to a utility bill with a very small total.</w:t>
       </w:r>
       <w:r>
         <w:t xml:space="preserve"> </w:t>
@@ -1167,7 +1170,7 @@
         <w:t xml:space="preserve"> </w:t>
       </w:r>
       <w:r>
-        <w:t xml:space="preserve">Notes: Common mistake is ranking by cost. Say it twice: cheapest first is the filter; savings is the rank.</w:t>
+        <w:t xml:space="preserve">Notes: Common mistake is ranking by cost. Say it twice: cost is the filter; savings is the rank.</w:t>
       </w:r>
     </w:p>
     <w:p>
